--- a/reports/ЛР4_СЭД_Вариант8.docx
+++ b/reports/ЛР4_СЭД_Вариант8.docx
@@ -108,7 +108,7 @@
     </w:p>
     <w:p>
       <w:r>
-        <w:t>Тестируемый модуль ApprovalService управляет переходами документа между статусами DRAFT, PENDING, APPROVED и REJECTED. Модуль проверяет существование документа, роль пользователя и допустимость бизнес-действия.</w:t>
+        <w:t>Тестируемый модуль ApprovalService управляет переходами документа между статусами DRAFT, PENDING, APPROVED и REJECTED. Он проверяет текущий статус документа и роль пользователя перед выполнением операции.</w:t>
       </w:r>
     </w:p>
     <w:tbl>
@@ -161,7 +161,7 @@
           </w:tcPr>
           <w:p>
             <w:r>
-              <w:t>Отправляет черновик документа на согласование</w:t>
+              <w:t>Отправка документа на согласование</w:t>
             </w:r>
           </w:p>
         </w:tc>
@@ -183,7 +183,7 @@
           </w:tcPr>
           <w:p>
             <w:r>
-              <w:t>Утверждает документ в статусе PENDING</w:t>
+              <w:t>Утверждение документа</w:t>
             </w:r>
           </w:p>
         </w:tc>
@@ -205,7 +205,7 @@
           </w:tcPr>
           <w:p>
             <w:r>
-              <w:t>Отклоняет документ в статусе PENDING</w:t>
+              <w:t>Отклонение документа</w:t>
             </w:r>
           </w:p>
         </w:tc>
@@ -222,7 +222,7 @@
     </w:p>
     <w:p>
       <w:r>
-        <w:t>Для тестирования использован Vitest. В тестах применяется fake repository, который имитирует работу репозитория документов в памяти. Это позволяет проверять бизнес-логику сервиса без подключения к реальной SQLite базе.</w:t>
+        <w:t>Для тестирования использован Vitest. Тесты проверяют основные операции сервиса и ошибки при нарушении правил согласования.</w:t>
       </w:r>
     </w:p>
     <w:tbl>
@@ -392,7 +392,7 @@
           </w:tcPr>
           <w:p>
             <w:r>
-              <w:t>Возвращается ошибка недопустимого перехода</w:t>
+              <w:t>Возвращается ошибка</w:t>
             </w:r>
           </w:p>
         </w:tc>
@@ -424,7 +424,7 @@
           </w:tcPr>
           <w:p>
             <w:r>
-              <w:t>Возвращается ошибка недопустимого перехода</w:t>
+              <w:t>Возвращается ошибка</w:t>
             </w:r>
           </w:p>
         </w:tc>
@@ -456,7 +456,7 @@
           </w:tcPr>
           <w:p>
             <w:r>
-              <w:t>Возвращается ошибка недопустимого перехода</w:t>
+              <w:t>Возвращается ошибка</w:t>
             </w:r>
           </w:p>
         </w:tc>
@@ -520,39 +520,7 @@
           </w:tcPr>
           <w:p>
             <w:r>
-              <w:t>Комментарий отражается в результате и changeNote</w:t>
-            </w:r>
-          </w:p>
-        </w:tc>
-      </w:tr>
-      <w:tr>
-        <w:tc>
-          <w:tcPr>
-            <w:tcW w:type="dxa" w:w="2880"/>
-          </w:tcPr>
-          <w:p>
-            <w:r>
-              <w:t>9</w:t>
-            </w:r>
-          </w:p>
-        </w:tc>
-        <w:tc>
-          <w:tcPr>
-            <w:tcW w:type="dxa" w:w="2880"/>
-          </w:tcPr>
-          <w:p>
-            <w:r>
-              <w:t>Полный сценарий DRAFT -&gt; PENDING -&gt; APPROVED</w:t>
-            </w:r>
-          </w:p>
-        </w:tc>
-        <w:tc>
-          <w:tcPr>
-            <w:tcW w:type="dxa" w:w="2880"/>
-          </w:tcPr>
-          <w:p>
-            <w:r>
-              <w:t>История содержит две записи</w:t>
+              <w:t>Комментарий сохраняется в результате и истории</w:t>
             </w:r>
           </w:p>
         </w:tc>
@@ -569,7 +537,7 @@
     </w:p>
     <w:p>
       <w:r>
-        <w:t>Интеграционный тест проверяет полный сценарий согласования: документ создается в статусе DRAFT, сотрудник отправляет его на согласование, после чего руководитель утверждает документ. Также проверяется, что в истории появляются две записи изменения статуса.</w:t>
+        <w:t>Интеграционный тест проверяет полный сценарий: документ находится в статусе DRAFT, сотрудник отправляет его на согласование, документ получает статус PENDING, затем руководитель утверждает документ и статус становится APPROVED. Также проверяется создание записей истории изменения статуса.</w:t>
       </w:r>
     </w:p>
     <w:p>
@@ -582,7 +550,7 @@
     </w:p>
     <w:p>
       <w:r>
-        <w:t>В качестве инструмента тестирования выбран Vitest, так как проект построен на Vite и TypeScript. Для покрытия кода используется @vitest/coverage-v8.</w:t>
+        <w:t>В качестве инструмента тестирования выбран Vitest. Он хорошо подходит для проекта на Vite и TypeScript, поддерживает быстрый запуск тестов и формирование отчета покрытия через @vitest/coverage-v8.</w:t>
       </w:r>
     </w:p>
     <w:p>
@@ -595,7 +563,7 @@
     </w:p>
     <w:p>
       <w:r>
-        <w:t>Для CI/CD создан файл .github/workflows/tests.yml. Workflow запускается при push и pull_request, устанавливает зависимости, запускает тесты и формирует покрытие.</w:t>
+        <w:t>Для автоматического запуска тестов создан GitHub Actions workflow .github/workflows/tests.yml. Pipeline выполняется при push и pull_request.</w:t>
       </w:r>
     </w:p>
     <w:tbl>
@@ -616,7 +584,7 @@
           </w:tcPr>
           <w:p>
             <w:r>
-              <w:t>Шаг pipeline</w:t>
+              <w:t>Шаг</w:t>
             </w:r>
           </w:p>
         </w:tc>
@@ -648,7 +616,7 @@
           </w:tcPr>
           <w:p>
             <w:r>
-              <w:t>Получение кода репозитория</w:t>
+              <w:t>Получение исходного кода</w:t>
             </w:r>
           </w:p>
         </w:tc>
@@ -813,7 +781,7 @@
           </w:tcPr>
           <w:p>
             <w:r>
-              <w:t>Количество успешных тестов</w:t>
+              <w:t>Успешные тесты</w:t>
             </w:r>
           </w:p>
         </w:tc>
@@ -835,7 +803,7 @@
           </w:tcPr>
           <w:p>
             <w:r>
-              <w:t>Количество неуспешных тестов</w:t>
+              <w:t>Неуспешные тесты</w:t>
             </w:r>
           </w:p>
         </w:tc>
@@ -955,7 +923,7 @@
           </w:tcPr>
           <w:p>
             <w:r>
-              <w:t>362 ms при запуске покрытия</w:t>
+              <w:t>362 ms</w:t>
             </w:r>
           </w:p>
         </w:tc>
@@ -994,12 +962,7 @@
     </w:p>
     <w:p>
       <w:r>
-        <w:t>Результаты запуска сохранены в файлах test-results.txt и coverage-summary.txt. Все добавленные тесты прошли успешно: 1 test file passed, 9 tests passed, failed tests: 0.</w:t>
-      </w:r>
-    </w:p>
-    <w:p>
-      <w:r>
-        <w:t>При запуске выводились предупреждения Vite о deprecated esbuild options, но они не повлияли на выполнение тестов.</w:t>
+        <w:t>Результаты запуска сохранены в файлах test-results.txt и coverage-summary.txt. Все тесты прошли успешно: 1 test file passed, 9 tests passed, failed tests: 0.</w:t>
       </w:r>
     </w:p>
     <w:p>
@@ -1007,12 +970,12 @@
         <w:pStyle w:val="Heading1"/>
       </w:pPr>
       <w:r>
-        <w:t>9. Анализ покрытия и рекомендации по улучшению качества</w:t>
+        <w:t>9. Анализ покрытия и рекомендации</w:t>
       </w:r>
     </w:p>
     <w:p>
       <w:r>
-        <w:t>Покрытие модуля ApprovalService является высоким: statements — 97.05%, branches — 90%, functions — 100%, lines — 96.96%.</w:t>
+        <w:t>Покрытие модуля ApprovalService является высоким. Основные сценарии согласования и основные ошибочные действия проверены автоматическими тестами.</w:t>
       </w:r>
     </w:p>
     <w:p>
@@ -1028,7 +991,7 @@
         <w:pStyle w:val="ListBullet"/>
       </w:pPr>
       <w:r>
-        <w:t>Добавить тест на отсутствие документа в репозитории.</w:t>
+        <w:t>Добавить тест на попытку работы с несуществующим документом.</w:t>
       </w:r>
     </w:p>
     <w:p>
@@ -1036,7 +999,7 @@
         <w:pStyle w:val="ListBullet"/>
       </w:pPr>
       <w:r>
-        <w:t>Добавить тесты UI-действий после подключения сервиса к интерфейсу.</w:t>
+        <w:t>Добавить тесты для UI и Electron IPC после подключения действий согласования к интерфейсу.</w:t>
       </w:r>
     </w:p>
     <w:p>
@@ -1044,7 +1007,7 @@
         <w:pStyle w:val="ListBullet"/>
       </w:pPr>
       <w:r>
-        <w:t>После настройки полноценного окружения выполнить npm install без --ignore-scripts и проверить сборку Electron-приложения.</w:t>
+        <w:t>Добавить интеграционные тесты с реальной SQLite базой.</w:t>
       </w:r>
     </w:p>
     <w:p>
@@ -1057,7 +1020,7 @@
     </w:p>
     <w:p>
       <w:r>
-        <w:t>Ссылка на GitHub: [Ссылка на репозиторий GitHub]</w:t>
+        <w:t>Ссылка на репозиторий GitHub: https://github.com/haskes235-collab/software-engineering-edo-app</w:t>
       </w:r>
     </w:p>
     <w:p>
@@ -1085,7 +1048,7 @@
     </w:p>
     <w:p>
       <w:r>
-        <w:t>Тестами покрыты методы submitForApproval, approveDocument и rejectDocument сервиса ApprovalService. Они выбраны, потому что реализуют основную бизнес-логику согласования документов.</w:t>
+        <w:t>Тестами покрыты submitForApproval, approveDocument и rejectDocument, потому что эти методы реализуют основную бизнес-логику согласования документов.</w:t>
       </w:r>
     </w:p>
     <w:p>
@@ -1095,7 +1058,7 @@
     </w:p>
     <w:p>
       <w:r>
-        <w:t>Использован Vitest. Он удобен для проектов на Vite и TypeScript, быстро запускает тесты и поддерживает формирование покрытия кода.</w:t>
+        <w:t>Использован Vitest. Он удобен для TypeScript-проекта на Vite, быстро запускается и поддерживает покрытие кода.</w:t>
       </w:r>
     </w:p>
     <w:p>
@@ -1105,7 +1068,7 @@
     </w:p>
     <w:p>
       <w:r>
-        <w:t>Типичный тест содержит блок describe, подготовку данных, выполнение проверяемого действия и assertions через expect. Для повторной подготовки используется beforeEach.</w:t>
+        <w:t>Типичный тест включает подготовку данных, выполнение проверяемого действия и проверку результата через expect. Для группировки используется describe, для подготовки состояния — beforeEach.</w:t>
       </w:r>
     </w:p>
     <w:p>
@@ -1115,7 +1078,7 @@
     </w:p>
     <w:p>
       <w:r>
-        <w:t>Покрытие показывает, какая часть кода была выполнена во время тестов. Оно важно, потому что помогает находить непроверенные участки логики и оценивать качество тестирования.</w:t>
+        <w:t>Покрытие показывает, какая часть кода была выполнена во время тестов. Оно помогает оценить полноту проверки и найти непроверенные участки логики.</w:t>
       </w:r>
     </w:p>
     <w:p>
@@ -1125,7 +1088,7 @@
     </w:p>
     <w:p>
       <w:r>
-        <w:t>Критических ошибок бизнес-логики тесты не выявили. Техническая проблема была связана с запуском npm test через wrapper, поэтому тесты были выполнены напрямую через node.exe и vitest.mjs.</w:t>
+        <w:t>Тесты подтвердили корректность основных сценариев. Отдельное внимание было уделено ошибочным действиям: утверждение DRAFT, отклонение DRAFT и утверждение пользователем без нужной роли.</w:t>
       </w:r>
     </w:p>
     <w:p>
@@ -1135,7 +1098,7 @@
     </w:p>
     <w:p>
       <w:r>
-        <w:t>CI/CD pipeline автоматически выполняет шаги проверки проекта при изменениях в репозитории. Автоматические тесты позволяют быстро обнаружить регрессии до попадания изменений в основную ветку.</w:t>
+        <w:t>CI/CD pipeline автоматически запускает проверки при изменениях в репозитории. Автоматические тесты помогают обнаружить ошибки до объединения изменений.</w:t>
       </w:r>
     </w:p>
     <w:p>
@@ -1145,7 +1108,7 @@
     </w:p>
     <w:p>
       <w:r>
-        <w:t>Метрики качества помогают количественно оценивать состояние проекта. В работе рассчитаны количество тестов, успешные и неуспешные тесты, покрытие кода и среднее время выполнения теста.</w:t>
+        <w:t>Метрики качества позволяют количественно оценить состояние проекта. В работе рассчитаны количество тестов, успешные и неуспешные тесты, покрытие кода и среднее время выполнения.</w:t>
       </w:r>
     </w:p>
     <w:p>
@@ -1155,7 +1118,7 @@
     </w:p>
     <w:p>
       <w:r>
-        <w:t>Автоматические тесты позволяют команде безопаснее изменять код, быстрее находить ошибки и поддерживать стабильность проекта при параллельной разработке.</w:t>
+        <w:t>Автоматические тесты позволяют безопаснее менять код, быстрее находить регрессии и поддерживать стабильность проекта при работе нескольких разработчиков.</w:t>
       </w:r>
     </w:p>
     <w:p>
@@ -1165,7 +1128,7 @@
     </w:p>
     <w:p>
       <w:r>
-        <w:t>Можно добавить тесты для UI, тесты Electron IPC, тесты для реального SQLite-репозитория, а также расширить проверку ролей и ошибок отсутствующего документа.</w:t>
+        <w:t>Можно добавить тесты пользовательского интерфейса, тесты Electron IPC, интеграционные тесты с SQLite и больше проверок граничных случаев.</w:t>
       </w:r>
     </w:p>
     <w:p>
@@ -1178,12 +1141,12 @@
     </w:p>
     <w:p>
       <w:r>
-        <w:t>В ходе выполнения лабораторной работы были разработаны юнит- и интеграционный тесты для модуля согласования документов. Тестирование подтвердило корректность основных сценариев: отправка на согласование, утверждение, отклонение и запрет некорректных действий.</w:t>
+        <w:t>В ходе лабораторной работы были разработаны тесты для модуля согласования документов. Проверены успешные сценарии изменения статуса и ошибки при нарушении бизнес-правил.</w:t>
       </w:r>
     </w:p>
     <w:p>
       <w:r>
-        <w:t>Также был настроен CI/CD pipeline и рассчитаны метрики качества. Полученное покрытие показывает, что ключевая бизнес-логика модуля проверена автоматическими тестами.</w:t>
+        <w:t>Также был настроен CI/CD pipeline и рассчитаны метрики качества. Результаты тестирования показывают, что ключевая бизнес-логика модуля покрыта автоматическими тестами.</w:t>
       </w:r>
     </w:p>
     <w:sectPr>
